--- a/Unit1/Assessments/Quiz11_Review_Debugging.docx
+++ b/Unit1/Assessments/Quiz11_Review_Debugging.docx
@@ -311,46 +311,6 @@
           <w:i/>
           <w:sz w:val="22"/>
         </w:rPr>
-        <w:t>(Short Answer)</w:t>
-      </w:r>
-    </w:p>
-    <w:p>
-      <w:pPr>
-        <w:spacing w:after="120"/>
-      </w:pPr>
-      <w:r>
-        <w:t>For the Homework 1 package, all three interfaces (R functions, Shiny app, CLI) must work. In 1–2 sentences, explain why they should share the same analysis core rather than each implementing the analysis independently.</w:t>
-      </w:r>
-    </w:p>
-    <w:p>
-      <w:pPr>
-        <w:spacing w:after="0" w:before="0"/>
-      </w:pPr>
-    </w:p>
-    <w:p>
-      <w:pPr>
-        <w:spacing w:after="0" w:before="0"/>
-      </w:pPr>
-    </w:p>
-    <w:p>
-      <w:pPr>
-        <w:spacing w:after="0" w:before="0"/>
-      </w:pPr>
-    </w:p>
-    <w:p/>
-    <w:p>
-      <w:r>
-        <w:rPr>
-          <w:b/>
-          <w:sz w:val="22"/>
-        </w:rPr>
-        <w:t xml:space="preserve">Question 5 </w:t>
-      </w:r>
-      <w:r>
-        <w:rPr>
-          <w:i/>
-          <w:sz w:val="22"/>
-        </w:rPr>
         <w:t>(Multiple Choice)</w:t>
       </w:r>
     </w:p>
@@ -496,21 +456,6 @@
           <w:sz w:val="22"/>
         </w:rPr>
         <w:t xml:space="preserve">Question 4: </w:t>
-      </w:r>
-      <w:r>
-        <w:t>A shared analysis core means there is exactly one implementation of each computation. If a bug is found, fixing it in the core function fixes it everywhere; if each interface implements the analysis independently, bugs can exist in one interface but not others, and behavior can diverge silently over time.</w:t>
-      </w:r>
-    </w:p>
-    <w:p>
-      <w:pPr>
-        <w:spacing w:after="160"/>
-      </w:pPr>
-      <w:r>
-        <w:rPr>
-          <w:b/>
-          <w:sz w:val="22"/>
-        </w:rPr>
-        <w:t xml:space="preserve">Question 5: </w:t>
       </w:r>
       <w:r>
         <w:t>B. Actionable, specific feedback about incorrect behavior is the most valuable kind of review. It identifies a concrete problem the author can fix and test. Stylistic preferences and language suggestions are subjective and less impactful.</w:t>
